--- a/docs/new-pages-for-review/flash-dryers.docx
+++ b/docs/new-pages-for-review/flash-dryers.docx
@@ -12,7 +12,7 @@
     </w:p>
     <w:p>
       <w:r>
-        <w:t>Buying used industrial flash dryers through International Process Plants (IPP) delivers continuous flash drying systems from APV Anhydro, Aljet, Hosokawa Alpine and AKSH Engineering to chemical, pharmaceutical, food and specialty manufacturers. Product feed rates run from 309 kg/h (681 lb/h) to 1,050 kg/h (2,350 lb/h), with stainless steel construction on most units. Buying used saves up to 50% of capital and 90% of lead time versus buying new, and IPP has supplied process equipment worldwide since 1980.</w:t>
+        <w:t>Buying used industrial flash dryers through International Process Plants (IPP) delivers continuous flash drying systems from APV Anhydro, Aljet, Hosokawa Alpine and AKSH Engineering to chemical, pharmaceutical, food and specialty manufacturers. Product feed rates run from 309 kg/h (681 lb/h) to 1,050 kg/h (2,350 lb/h), with stainless steel construction on the APV Anhydro, Hosokawa Alpine and AKSH Engineering units. Buying used saves up to 50% of capital and 90% of lead time versus buying new, and IPP has supplied process equipment worldwide since 1980.</w:t>
       </w:r>
     </w:p>
     <w:p>
@@ -799,7 +799,7 @@
     </w:p>
     <w:p>
       <w:r>
-        <w:t>AKSH Engineering built IPP's complete gas-fired flash drying system, rated for 309 kg/h (681 lb/h) of feed and 120 kg/h (265 lb/h) of product at 10% moisture. A 316 SS feed hopper, a direct-fired Maxon burner, a forced-draft blower rated for 14,500 m³/h (8,534 CFM), a 2,000 mm (78.7 in) swirling air disperser in 304 SS, an exhaust section and controls make up the CE-certified system.</w:t>
+        <w:t>AKSH Engineering built IPP's complete gas-fired flash drying system, rated for 309 kg/h (681 lb/h) of feed and 120 kg/h (265 lb/h) of product at 10% moisture. A 316 SS feed hopper, a direct-fired Maxon burner, a forced-draft blower rated for 14,500 m³/h (8,534 CFM), a 2,000 mm (78.7 in) swirling air disperser in 304 SS, an exhaust section and controls form the CE-certified system.</w:t>
       </w:r>
     </w:p>
     <w:p>
@@ -1463,7 +1463,7 @@
           <w:p>
             <w:r/>
             <w:r>
-              <w:t>Stainless steel 316, 304 and other grades on most units</w:t>
+              <w:t>Stainless steel 316, 304 and other grades</w:t>
             </w:r>
           </w:p>
         </w:tc>

--- a/docs/new-pages-for-review/flash-dryers.docx
+++ b/docs/new-pages-for-review/flash-dryers.docx
@@ -12,12 +12,12 @@
     </w:p>
     <w:p>
       <w:r>
-        <w:t>Buying used industrial flash dryers through International Process Plants (IPP) delivers continuous flash drying systems from APV Anhydro, Aljet, Hosokawa Alpine and AKSH Engineering to chemical, pharmaceutical, food and specialty manufacturers. Product feed rates run from 309 kg/h (681 lb/h) to 1,050 kg/h (2,350 lb/h), with stainless steel construction on the APV Anhydro, Hosokawa Alpine and AKSH Engineering units. Buying used saves up to 50% of capital and 90% of lead time versus buying new, and IPP has supplied process equipment worldwide since 1980.</w:t>
+        <w:t>Buying good used industrial flash dryers from International Process Plants (IPP) offers rapid moisture removal, continuous powder output, and integrated particle classification while averting issues like long system build times and high project costs. Chemical, pharmaceutical, food and specialty manufacturers select from continuous flash drying systems by APV Anhydro, Aljet, Hosokawa Alpine and AKSH Engineering. Product feed rates run from 309 kg/h (681 lb/h) to 1,050 kg/h (2,350 lb/h), with stainless steel construction on the APV Anhydro, Hosokawa Alpine and AKSH Engineering units. Buying used saves up to 50% of capital and 90% of lead time versus buying new, and IPP has supplied process equipment worldwide since 1980.</w:t>
       </w:r>
     </w:p>
     <w:p>
       <w:r>
-        <w:t>The flash dryer inventory pairs an APV Anhydro spin flash dryer and a gas-fired AKSH Engineering system with two classifier designs: an Aljet flash dryer with an integral classifier and cyclone collector, and a Hosokawa Alpine pulverizer, dryer and classifier. In every design, a high-velocity stream of hot air disperses the wet solids and carries them through the dryer while the moisture evaporates, and each used flash dryer for sale here is ready to ship.</w:t>
+        <w:t>The flash dryer inventory pairs an APV Anhydro spin flash dryer and a gas-fired AKSH Engineering system with two classifier designs: an Aljet flash dryer with an integral classifier and cyclone collector, and a Hosokawa Alpine pulverizer, dryer and classifier. In every design, a high-velocity stream of hot air disperses the wet solids and carries them through the dryer while the moisture evaporates, and every used flash dryer for sale ships from stock.</w:t>
       </w:r>
     </w:p>
     <w:p>
@@ -161,7 +161,7 @@
     </w:p>
     <w:p>
       <w:r>
-        <w:t>Flash dryers and spray dryers both dry a product in contact with hot air, and they differ in the feed each one accepts and how that feed meets the air. Each row below sets a flash dryer against a spray dryer.</w:t>
+        <w:t>Flash dryers and spray dryers both dry a product in contact with hot air; the feed each one accepts and the way it meets the air divide the two. Each row below sets a flash dryer against a spray dryer.</w:t>
       </w:r>
     </w:p>
     <w:tbl>
@@ -1656,7 +1656,7 @@
         <w:t>Q: What feed rates and air flows are available?</w:t>
       </w:r>
       <w:r>
-        <w:t xml:space="preserve"> A: Product feed rates run from 309 kg/h (681 lb/h) on the AKSH Engineering system and 419.6 kg/h (925 lb/h) on the Hosokawa Alpine unit to 685 kg/h (1,500 lb/h) on the APV Anhydro and 1,050 kg/h (2,350 lb/h) on the Aljet. Air flows range from 4,650 m³/h (2,700 CFM) to 8,550 m³/h (5,000 CFM), and outlet moisture from 0.3% to 10%. Share your feed rate and moisture targets with IPP, and the team will match units in stock to your requirements.</w:t>
+        <w:t xml:space="preserve"> A: Product feed rates run from 309 kg/h (681 lb/h) on the AKSH Engineering system and 419.6 kg/h (925 lb/h) on the Hosokawa Alpine unit to 685 kg/h (1,500 lb/h) on the APV Anhydro and 1,050 kg/h (2,350 lb/h) on the Aljet. Air flows range from 4,650 m³/h (2,700 CFM) to 8,550 m³/h (5,000 CFM), and outlet moisture from 0.3% to 10%. IPP's team checks your feed rate and moisture targets against the flash dryers in stock.</w:t>
       </w:r>
     </w:p>
     <w:p>
